--- a/TareaAplicada02_DAW.docx
+++ b/TareaAplicada02_DAW.docx
@@ -122,11 +122,9 @@
         <w:spacing w:line="360" w:lineRule="auto"/>
         <w:rPr>
           <w:rFonts w:ascii="Arial" w:eastAsia="Arial" w:hAnsi="Arial" w:cs="Arial"/>
-          <w:b/>
-          <w:bCs/>
           <w:sz w:val="26"/>
           <w:szCs w:val="26"/>
-          <w:lang w:val="es-ES"/>
+          <w:lang w:val="es-SV"/>
         </w:rPr>
       </w:pPr>
       <w:r>
@@ -146,9 +144,69 @@
           <w:rFonts w:ascii="Arial" w:eastAsia="Arial" w:hAnsi="Arial" w:cs="Arial"/>
           <w:sz w:val="26"/>
           <w:szCs w:val="26"/>
-          <w:lang w:val="es-ES"/>
-        </w:rPr>
-        <w:t>Desarrollo de Aplicaciones Web</w:t>
+          <w:lang w:val="es-SV"/>
+        </w:rPr>
+        <w:t xml:space="preserve">Desarrollo de </w:t>
+      </w:r>
+      <w:proofErr w:type="spellStart"/>
+      <w:r>
+        <w:rPr>
+          <w:rFonts w:ascii="Arial" w:eastAsia="Arial" w:hAnsi="Arial" w:cs="Arial"/>
+          <w:sz w:val="26"/>
+          <w:szCs w:val="26"/>
+          <w:lang w:val="es-SV"/>
+        </w:rPr>
+        <w:t>Aplic</w:t>
+      </w:r>
+      <w:proofErr w:type="spellEnd"/>
+      <w:r>
+        <w:rPr>
+          <w:rFonts w:ascii="Arial" w:eastAsia="Arial" w:hAnsi="Arial" w:cs="Arial"/>
+          <w:sz w:val="26"/>
+          <w:szCs w:val="26"/>
+          <w:lang w:val="es-SV"/>
+        </w:rPr>
+        <w:t xml:space="preserve">. Web con </w:t>
+      </w:r>
+      <w:proofErr w:type="spellStart"/>
+      <w:r>
+        <w:rPr>
+          <w:rFonts w:ascii="Arial" w:eastAsia="Arial" w:hAnsi="Arial" w:cs="Arial"/>
+          <w:sz w:val="26"/>
+          <w:szCs w:val="26"/>
+          <w:lang w:val="es-SV"/>
+        </w:rPr>
+        <w:t>Soft</w:t>
+      </w:r>
+      <w:proofErr w:type="spellEnd"/>
+      <w:r>
+        <w:rPr>
+          <w:rFonts w:ascii="Arial" w:eastAsia="Arial" w:hAnsi="Arial" w:cs="Arial"/>
+          <w:sz w:val="26"/>
+          <w:szCs w:val="26"/>
+          <w:lang w:val="es-SV"/>
+        </w:rPr>
+        <w:t xml:space="preserve">. </w:t>
+      </w:r>
+      <w:proofErr w:type="spellStart"/>
+      <w:r>
+        <w:rPr>
+          <w:rFonts w:ascii="Arial" w:eastAsia="Arial" w:hAnsi="Arial" w:cs="Arial"/>
+          <w:sz w:val="26"/>
+          <w:szCs w:val="26"/>
+          <w:lang w:val="es-SV"/>
+        </w:rPr>
+        <w:t>Interpret</w:t>
+      </w:r>
+      <w:proofErr w:type="spellEnd"/>
+      <w:r>
+        <w:rPr>
+          <w:rFonts w:ascii="Arial" w:eastAsia="Arial" w:hAnsi="Arial" w:cs="Arial"/>
+          <w:sz w:val="26"/>
+          <w:szCs w:val="26"/>
+          <w:lang w:val="es-SV"/>
+        </w:rPr>
+        <w:t>. en el Cliente</w:t>
       </w:r>
     </w:p>
     <w:p>
@@ -791,35 +849,7 @@
           <w14:ligatures w14:val="standardContextual"/>
           <w14:cntxtAlts/>
         </w:rPr>
-        <w:t xml:space="preserve"> </w:t>
-      </w:r>
-      <w:r>
-        <w:rPr>
-          <w:rFonts w:ascii="Calibri Light" w:eastAsia="Calibri Light" w:hAnsi="Calibri Light" w:cs="Calibri Light"/>
-          <w:b/>
-          <w:bCs/>
-          <w:spacing w:val="5"/>
-          <w:kern w:val="28"/>
-          <w:sz w:val="22"/>
-          <w:szCs w:val="22"/>
-          <w14:ligatures w14:val="standardContextual"/>
-          <w14:cntxtAlts/>
-        </w:rPr>
-        <w:t>Realice una aplicación web que el usuario al introducir su Nombre, edad y el sexo, le indique si puede jubilarse</w:t>
-      </w:r>
-      <w:r>
-        <w:rPr>
-          <w:rFonts w:ascii="Calibri Light" w:eastAsia="Calibri Light" w:hAnsi="Calibri Light" w:cs="Calibri Light"/>
-          <w:b/>
-          <w:bCs/>
-          <w:spacing w:val="5"/>
-          <w:kern w:val="28"/>
-          <w:sz w:val="22"/>
-          <w:szCs w:val="22"/>
-          <w14:ligatures w14:val="standardContextual"/>
-          <w14:cntxtAlts/>
-        </w:rPr>
-        <w:t>.</w:t>
+        <w:t xml:space="preserve"> Realice una aplicación web que el usuario al introducir su Nombre, edad y el sexo, le indique si puede jubilarse.</w:t>
       </w:r>
     </w:p>
     <w:p>
@@ -833,17 +863,166 @@
           <w:bCs/>
           <w:spacing w:val="5"/>
           <w:kern w:val="28"/>
-          <w:sz w:val="28"/>
-          <w:szCs w:val="28"/>
-          <w14:ligatures w14:val="standardContextual"/>
-          <w14:cntxtAlts/>
-        </w:rPr>
-      </w:pPr>
-      <w:r>
-        <w:rPr>
-          <w:rFonts w:ascii="Calibri Light" w:eastAsia="Calibri Light" w:hAnsi="Calibri Light" w:cs="Calibri Light"/>
-          <w:b/>
-          <w:bCs/>
+          <w:sz w:val="22"/>
+          <w:szCs w:val="22"/>
+          <w14:ligatures w14:val="standardContextual"/>
+          <w14:cntxtAlts/>
+        </w:rPr>
+      </w:pPr>
+      <w:r>
+        <w:rPr>
+          <w:rFonts w:ascii="Calibri Light" w:eastAsia="Calibri Light" w:hAnsi="Calibri Light" w:cs="Calibri Light"/>
+          <w:b/>
+          <w:bCs/>
+          <w:spacing w:val="5"/>
+          <w:kern w:val="28"/>
+          <w:sz w:val="22"/>
+          <w:szCs w:val="22"/>
+          <w14:ligatures w14:val="standardContextual"/>
+          <w14:cntxtAlts/>
+        </w:rPr>
+        <w:t xml:space="preserve">Un </w:t>
+      </w:r>
+      <w:r>
+        <w:rPr>
+          <w:rFonts w:ascii="Calibri Light" w:eastAsia="Calibri Light" w:hAnsi="Calibri Light" w:cs="Calibri Light"/>
+          <w:b/>
+          <w:bCs/>
+          <w:spacing w:val="5"/>
+          <w:kern w:val="28"/>
+          <w:sz w:val="22"/>
+          <w:szCs w:val="22"/>
+          <w14:ligatures w14:val="standardContextual"/>
+          <w14:cntxtAlts/>
+        </w:rPr>
+        <w:t>Hombre se puede jubilar cuando tenga 60 años o más</w:t>
+      </w:r>
+      <w:r>
+        <w:rPr>
+          <w:rFonts w:ascii="Calibri Light" w:eastAsia="Calibri Light" w:hAnsi="Calibri Light" w:cs="Calibri Light"/>
+          <w:b/>
+          <w:bCs/>
+          <w:spacing w:val="5"/>
+          <w:kern w:val="28"/>
+          <w:sz w:val="22"/>
+          <w:szCs w:val="22"/>
+          <w14:ligatures w14:val="standardContextual"/>
+          <w14:cntxtAlts/>
+        </w:rPr>
+        <w:t>.</w:t>
+      </w:r>
+    </w:p>
+    <w:p>
+      <w:pPr>
+        <w:tabs>
+          <w:tab w:val="left" w:pos="745"/>
+        </w:tabs>
+        <w:rPr>
+          <w:rFonts w:ascii="Calibri Light" w:eastAsia="Calibri Light" w:hAnsi="Calibri Light" w:cs="Calibri Light"/>
+          <w:b/>
+          <w:bCs/>
+          <w:spacing w:val="5"/>
+          <w:kern w:val="28"/>
+          <w:sz w:val="22"/>
+          <w:szCs w:val="22"/>
+          <w14:ligatures w14:val="standardContextual"/>
+          <w14:cntxtAlts/>
+        </w:rPr>
+      </w:pPr>
+      <w:r>
+        <w:rPr>
+          <w:rFonts w:ascii="Calibri Light" w:eastAsia="Calibri Light" w:hAnsi="Calibri Light" w:cs="Calibri Light"/>
+          <w:b/>
+          <w:bCs/>
+          <w:spacing w:val="5"/>
+          <w:kern w:val="28"/>
+          <w:sz w:val="22"/>
+          <w:szCs w:val="22"/>
+          <w14:ligatures w14:val="standardContextual"/>
+          <w14:cntxtAlts/>
+        </w:rPr>
+        <w:t>U</w:t>
+      </w:r>
+      <w:r>
+        <w:rPr>
+          <w:rFonts w:ascii="Calibri Light" w:eastAsia="Calibri Light" w:hAnsi="Calibri Light" w:cs="Calibri Light"/>
+          <w:b/>
+          <w:bCs/>
+          <w:spacing w:val="5"/>
+          <w:kern w:val="28"/>
+          <w:sz w:val="22"/>
+          <w:szCs w:val="22"/>
+          <w14:ligatures w14:val="standardContextual"/>
+          <w14:cntxtAlts/>
+        </w:rPr>
+        <w:t>na mujer se jubilar</w:t>
+      </w:r>
+      <w:r>
+        <w:rPr>
+          <w:rFonts w:ascii="Calibri Light" w:eastAsia="Calibri Light" w:hAnsi="Calibri Light" w:cs="Calibri Light"/>
+          <w:b/>
+          <w:bCs/>
+          <w:spacing w:val="5"/>
+          <w:kern w:val="28"/>
+          <w:sz w:val="22"/>
+          <w:szCs w:val="22"/>
+          <w14:ligatures w14:val="standardContextual"/>
+          <w14:cntxtAlts/>
+        </w:rPr>
+        <w:t>á</w:t>
+      </w:r>
+      <w:r>
+        <w:rPr>
+          <w:rFonts w:ascii="Calibri Light" w:eastAsia="Calibri Light" w:hAnsi="Calibri Light" w:cs="Calibri Light"/>
+          <w:b/>
+          <w:bCs/>
+          <w:spacing w:val="5"/>
+          <w:kern w:val="28"/>
+          <w:sz w:val="22"/>
+          <w:szCs w:val="22"/>
+          <w14:ligatures w14:val="standardContextual"/>
+          <w14:cntxtAlts/>
+        </w:rPr>
+        <w:t xml:space="preserve"> solo si tiene 54 años o más</w:t>
+      </w:r>
+      <w:r>
+        <w:rPr>
+          <w:rFonts w:ascii="Calibri Light" w:eastAsia="Calibri Light" w:hAnsi="Calibri Light" w:cs="Calibri Light"/>
+          <w:b/>
+          <w:bCs/>
+          <w:spacing w:val="5"/>
+          <w:kern w:val="28"/>
+          <w:sz w:val="22"/>
+          <w:szCs w:val="22"/>
+          <w14:ligatures w14:val="standardContextual"/>
+          <w14:cntxtAlts/>
+        </w:rPr>
+        <w:t>.</w:t>
+      </w:r>
+    </w:p>
+    <w:p>
+      <w:pPr>
+        <w:tabs>
+          <w:tab w:val="left" w:pos="745"/>
+        </w:tabs>
+        <w:rPr>
+          <w:rFonts w:ascii="Calibri Light" w:eastAsia="Calibri Light" w:hAnsi="Calibri Light" w:cs="Calibri Light"/>
+          <w:b/>
+          <w:bCs/>
+          <w:spacing w:val="5"/>
+          <w:kern w:val="28"/>
+          <w:sz w:val="28"/>
+          <w:szCs w:val="28"/>
+          <w14:ligatures w14:val="standardContextual"/>
+          <w14:cntxtAlts/>
+        </w:rPr>
+      </w:pPr>
+      <w:r>
+        <w:rPr>
+          <w:rFonts w:ascii="Calibri Light" w:eastAsia="Calibri Light" w:hAnsi="Calibri Light" w:cs="Calibri Light"/>
+          <w:b/>
+          <w:bCs/>
+          <w:noProof/>
           <w:spacing w:val="5"/>
           <w:kern w:val="28"/>
           <w:sz w:val="28"/>
@@ -909,6 +1088,7 @@
         <w:rPr>
           <w:noProof/>
         </w:rPr>
+        <w:lastRenderedPageBreak/>
         <w:drawing>
           <wp:inline distT="0" distB="0" distL="0" distR="0" wp14:anchorId="283740AD" wp14:editId="00E56707">
             <wp:extent cx="6151880" cy="4126865"/>
@@ -950,6 +1130,7 @@
           <w:rFonts w:ascii="Calibri Light" w:eastAsia="Calibri Light" w:hAnsi="Calibri Light" w:cs="Calibri Light"/>
           <w:b/>
           <w:bCs/>
+          <w:noProof/>
           <w:spacing w:val="5"/>
           <w:kern w:val="28"/>
           <w:sz w:val="28"/>
@@ -1070,21 +1251,7 @@
           <w14:ligatures w14:val="standardContextual"/>
           <w14:cntxtAlts/>
         </w:rPr>
-        <w:t xml:space="preserve">Ejercicio 02: </w:t>
-      </w:r>
-      <w:r>
-        <w:rPr>
-          <w:rFonts w:ascii="Calibri Light" w:eastAsia="Calibri Light" w:hAnsi="Calibri Light" w:cs="Calibri Light"/>
-          <w:b/>
-          <w:bCs/>
-          <w:spacing w:val="5"/>
-          <w:kern w:val="28"/>
-          <w:sz w:val="22"/>
-          <w:szCs w:val="22"/>
-          <w14:ligatures w14:val="standardContextual"/>
-          <w14:cntxtAlts/>
-        </w:rPr>
-        <w:t>Realizar una aplicación web de una Rockola que muestre un listado de 20 canciones de diferentes géneros</w:t>
+        <w:t>Ejercicio 02: Realizar una aplicación web de una Rockola que muestre un listado de 20 canciones de diferentes géneros</w:t>
       </w:r>
       <w:r>
         <w:rPr>
@@ -1118,9 +1285,7 @@
           <w14:cntxtAlts/>
         </w:rPr>
       </w:pPr>
-    </w:p>
-    <w:p>
-      <w:pPr>
+      <w:r>
         <w:rPr>
           <w:rFonts w:ascii="Calibri Light" w:eastAsia="Calibri Light" w:hAnsi="Calibri Light" w:cs="Calibri Light"/>
           <w:b/>
@@ -1132,20 +1297,41 @@
           <w14:ligatures w14:val="standardContextual"/>
           <w14:cntxtAlts/>
         </w:rPr>
-      </w:pPr>
-      <w:r>
-        <w:rPr>
-          <w:rFonts w:ascii="Calibri Light" w:eastAsia="Calibri Light" w:hAnsi="Calibri Light" w:cs="Calibri Light"/>
-          <w:b/>
-          <w:bCs/>
-          <w:spacing w:val="5"/>
-          <w:kern w:val="28"/>
-          <w:sz w:val="22"/>
-          <w:szCs w:val="22"/>
-          <w14:ligatures w14:val="standardContextual"/>
-          <w14:cntxtAlts/>
-        </w:rPr>
-        <w:br w:type="page"/>
+        <w:drawing>
+          <wp:inline distT="0" distB="0" distL="0" distR="0" wp14:anchorId="6EE75C9A" wp14:editId="6A284E1A">
+            <wp:extent cx="6151880" cy="2959100"/>
+            <wp:effectExtent l="0" t="0" r="1270" b="0"/>
+            <wp:docPr id="1264635031" name="Imagen 1"/>
+            <wp:cNvGraphicFramePr>
+              <a:graphicFrameLocks xmlns:a="http://schemas.openxmlformats.org/drawingml/2006/main" noChangeAspect="1"/>
+            </wp:cNvGraphicFramePr>
+            <a:graphic xmlns:a="http://schemas.openxmlformats.org/drawingml/2006/main">
+              <a:graphicData uri="http://schemas.openxmlformats.org/drawingml/2006/picture">
+                <pic:pic xmlns:pic="http://schemas.openxmlformats.org/drawingml/2006/picture">
+                  <pic:nvPicPr>
+                    <pic:cNvPr id="1264635031" name=""/>
+                    <pic:cNvPicPr/>
+                  </pic:nvPicPr>
+                  <pic:blipFill>
+                    <a:blip r:embed="rId12"/>
+                    <a:stretch>
+                      <a:fillRect/>
+                    </a:stretch>
+                  </pic:blipFill>
+                  <pic:spPr>
+                    <a:xfrm>
+                      <a:off x="0" y="0"/>
+                      <a:ext cx="6151880" cy="2959100"/>
+                    </a:xfrm>
+                    <a:prstGeom prst="rect">
+                      <a:avLst/>
+                    </a:prstGeom>
+                  </pic:spPr>
+                </pic:pic>
+              </a:graphicData>
+            </a:graphic>
+          </wp:inline>
+        </w:drawing>
       </w:r>
     </w:p>
     <w:p>
@@ -1177,21 +1363,41 @@
           <w14:ligatures w14:val="standardContextual"/>
           <w14:cntxtAlts/>
         </w:rPr>
-        <w:t xml:space="preserve">Ejercicio 03: </w:t>
-      </w:r>
-      <w:r>
-        <w:rPr>
-          <w:rFonts w:ascii="Calibri Light" w:eastAsia="Calibri Light" w:hAnsi="Calibri Light" w:cs="Calibri Light"/>
-          <w:b/>
-          <w:bCs/>
-          <w:spacing w:val="5"/>
-          <w:kern w:val="28"/>
-          <w:sz w:val="22"/>
-          <w:szCs w:val="22"/>
-          <w14:ligatures w14:val="standardContextual"/>
-          <w14:cntxtAlts/>
-        </w:rPr>
-        <w:t>Realizar una aplicación web para un cine que muestre información de 3 películas en ventanas movibles.</w:t>
+        <w:drawing>
+          <wp:inline distT="0" distB="0" distL="0" distR="0" wp14:anchorId="241D1A67" wp14:editId="2A7C8345">
+            <wp:extent cx="6151880" cy="3347720"/>
+            <wp:effectExtent l="0" t="0" r="1270" b="5080"/>
+            <wp:docPr id="1490120013" name="Imagen 1"/>
+            <wp:cNvGraphicFramePr>
+              <a:graphicFrameLocks xmlns:a="http://schemas.openxmlformats.org/drawingml/2006/main" noChangeAspect="1"/>
+            </wp:cNvGraphicFramePr>
+            <a:graphic xmlns:a="http://schemas.openxmlformats.org/drawingml/2006/main">
+              <a:graphicData uri="http://schemas.openxmlformats.org/drawingml/2006/picture">
+                <pic:pic xmlns:pic="http://schemas.openxmlformats.org/drawingml/2006/picture">
+                  <pic:nvPicPr>
+                    <pic:cNvPr id="1490120013" name=""/>
+                    <pic:cNvPicPr/>
+                  </pic:nvPicPr>
+                  <pic:blipFill>
+                    <a:blip r:embed="rId13"/>
+                    <a:stretch>
+                      <a:fillRect/>
+                    </a:stretch>
+                  </pic:blipFill>
+                  <pic:spPr>
+                    <a:xfrm>
+                      <a:off x="0" y="0"/>
+                      <a:ext cx="6151880" cy="3347720"/>
+                    </a:xfrm>
+                    <a:prstGeom prst="rect">
+                      <a:avLst/>
+                    </a:prstGeom>
+                  </pic:spPr>
+                </pic:pic>
+              </a:graphicData>
+            </a:graphic>
+          </wp:inline>
+        </w:drawing>
       </w:r>
     </w:p>
     <w:p>
@@ -1211,11 +1417,106 @@
           <w14:cntxtAlts/>
         </w:rPr>
       </w:pPr>
-      <w:r>
-        <w:rPr>
-          <w:rFonts w:ascii="Calibri Light" w:eastAsia="Calibri Light" w:hAnsi="Calibri Light" w:cs="Calibri Light"/>
-          <w:b/>
-          <w:bCs/>
+    </w:p>
+    <w:p>
+      <w:pPr>
+        <w:rPr>
+          <w:rFonts w:ascii="Calibri Light" w:eastAsia="Calibri Light" w:hAnsi="Calibri Light" w:cs="Calibri Light"/>
+          <w:b/>
+          <w:bCs/>
+          <w:spacing w:val="5"/>
+          <w:kern w:val="28"/>
+          <w:sz w:val="22"/>
+          <w:szCs w:val="22"/>
+          <w14:ligatures w14:val="standardContextual"/>
+          <w14:cntxtAlts/>
+        </w:rPr>
+      </w:pPr>
+      <w:r>
+        <w:rPr>
+          <w:rFonts w:ascii="Calibri Light" w:eastAsia="Calibri Light" w:hAnsi="Calibri Light" w:cs="Calibri Light"/>
+          <w:b/>
+          <w:bCs/>
+          <w:spacing w:val="5"/>
+          <w:kern w:val="28"/>
+          <w:sz w:val="22"/>
+          <w:szCs w:val="22"/>
+          <w14:ligatures w14:val="standardContextual"/>
+          <w14:cntxtAlts/>
+        </w:rPr>
+        <w:br w:type="page"/>
+      </w:r>
+    </w:p>
+    <w:p>
+      <w:pPr>
+        <w:tabs>
+          <w:tab w:val="left" w:pos="745"/>
+        </w:tabs>
+        <w:rPr>
+          <w:rFonts w:ascii="Calibri Light" w:eastAsia="Calibri Light" w:hAnsi="Calibri Light" w:cs="Calibri Light"/>
+          <w:b/>
+          <w:bCs/>
+          <w:spacing w:val="5"/>
+          <w:kern w:val="28"/>
+          <w:sz w:val="22"/>
+          <w:szCs w:val="22"/>
+          <w14:ligatures w14:val="standardContextual"/>
+          <w14:cntxtAlts/>
+        </w:rPr>
+      </w:pPr>
+      <w:r>
+        <w:rPr>
+          <w:rFonts w:ascii="Calibri Light" w:eastAsia="Calibri Light" w:hAnsi="Calibri Light" w:cs="Calibri Light"/>
+          <w:b/>
+          <w:bCs/>
+          <w:spacing w:val="5"/>
+          <w:kern w:val="28"/>
+          <w:sz w:val="22"/>
+          <w:szCs w:val="22"/>
+          <w14:ligatures w14:val="standardContextual"/>
+          <w14:cntxtAlts/>
+        </w:rPr>
+        <w:lastRenderedPageBreak/>
+        <w:t xml:space="preserve">Ejercicio 03: </w:t>
+      </w:r>
+      <w:r>
+        <w:rPr>
+          <w:rFonts w:ascii="Calibri Light" w:eastAsia="Calibri Light" w:hAnsi="Calibri Light" w:cs="Calibri Light"/>
+          <w:b/>
+          <w:bCs/>
+          <w:spacing w:val="5"/>
+          <w:kern w:val="28"/>
+          <w:sz w:val="22"/>
+          <w:szCs w:val="22"/>
+          <w14:ligatures w14:val="standardContextual"/>
+          <w14:cntxtAlts/>
+        </w:rPr>
+        <w:t>Realizar una aplicación web para un cine que muestre información de 3 películas en ventanas movibles.</w:t>
+      </w:r>
+    </w:p>
+    <w:p>
+      <w:pPr>
+        <w:tabs>
+          <w:tab w:val="left" w:pos="745"/>
+        </w:tabs>
+        <w:rPr>
+          <w:rFonts w:ascii="Calibri Light" w:eastAsia="Calibri Light" w:hAnsi="Calibri Light" w:cs="Calibri Light"/>
+          <w:b/>
+          <w:bCs/>
+          <w:spacing w:val="5"/>
+          <w:kern w:val="28"/>
+          <w:sz w:val="22"/>
+          <w:szCs w:val="22"/>
+          <w14:ligatures w14:val="standardContextual"/>
+          <w14:cntxtAlts/>
+        </w:rPr>
+      </w:pPr>
+      <w:r>
+        <w:rPr>
+          <w:rFonts w:ascii="Calibri Light" w:eastAsia="Calibri Light" w:hAnsi="Calibri Light" w:cs="Calibri Light"/>
+          <w:b/>
+          <w:bCs/>
+          <w:noProof/>
           <w:spacing w:val="5"/>
           <w:kern w:val="28"/>
           <w:sz w:val="22"/>
@@ -1239,7 +1540,7 @@
                     <pic:cNvPicPr/>
                   </pic:nvPicPr>
                   <pic:blipFill rotWithShape="1">
-                    <a:blip r:embed="rId12"/>
+                    <a:blip r:embed="rId14"/>
                     <a:srcRect l="688"/>
                     <a:stretch>
                       <a:fillRect/>
@@ -1273,6 +1574,7 @@
           <w:rFonts w:ascii="Calibri Light" w:eastAsia="Calibri Light" w:hAnsi="Calibri Light" w:cs="Calibri Light"/>
           <w:b/>
           <w:bCs/>
+          <w:noProof/>
           <w:spacing w:val="5"/>
           <w:kern w:val="28"/>
           <w:sz w:val="22"/>
@@ -1296,7 +1598,7 @@
                     <pic:cNvPicPr/>
                   </pic:nvPicPr>
                   <pic:blipFill rotWithShape="1">
-                    <a:blip r:embed="rId13"/>
+                    <a:blip r:embed="rId15"/>
                     <a:srcRect r="691"/>
                     <a:stretch>
                       <a:fillRect/>
@@ -1348,13 +1650,15 @@
           <w:rFonts w:ascii="Calibri Light" w:eastAsia="Calibri Light" w:hAnsi="Calibri Light" w:cs="Calibri Light"/>
           <w:b/>
           <w:bCs/>
-          <w:spacing w:val="5"/>
-          <w:kern w:val="28"/>
-          <w:sz w:val="28"/>
-          <w:szCs w:val="28"/>
-          <w14:ligatures w14:val="standardContextual"/>
-          <w14:cntxtAlts/>
-        </w:rPr>
+          <w:noProof/>
+          <w:spacing w:val="5"/>
+          <w:kern w:val="28"/>
+          <w:sz w:val="28"/>
+          <w:szCs w:val="28"/>
+          <w14:ligatures w14:val="standardContextual"/>
+          <w14:cntxtAlts/>
+        </w:rPr>
+        <w:lastRenderedPageBreak/>
         <w:drawing>
           <wp:inline distT="0" distB="0" distL="0" distR="0" wp14:anchorId="340C5CAA" wp14:editId="35C16C91">
             <wp:extent cx="6109335" cy="4151630"/>
@@ -1371,7 +1675,7 @@
                     <pic:cNvPicPr/>
                   </pic:nvPicPr>
                   <pic:blipFill rotWithShape="1">
-                    <a:blip r:embed="rId14"/>
+                    <a:blip r:embed="rId16"/>
                     <a:srcRect r="691"/>
                     <a:stretch>
                       <a:fillRect/>
@@ -1405,6 +1709,7 @@
           <w:rFonts w:ascii="Calibri Light" w:eastAsia="Calibri Light" w:hAnsi="Calibri Light" w:cs="Calibri Light"/>
           <w:b/>
           <w:bCs/>
+          <w:noProof/>
           <w:spacing w:val="5"/>
           <w:kern w:val="28"/>
           <w:sz w:val="28"/>
@@ -1428,7 +1733,7 @@
                     <pic:cNvPicPr/>
                   </pic:nvPicPr>
                   <pic:blipFill>
-                    <a:blip r:embed="rId15"/>
+                    <a:blip r:embed="rId17"/>
                     <a:stretch>
                       <a:fillRect/>
                     </a:stretch>
@@ -1453,6 +1758,7 @@
           <w:rFonts w:ascii="Calibri Light" w:eastAsia="Calibri Light" w:hAnsi="Calibri Light" w:cs="Calibri Light"/>
           <w:b/>
           <w:bCs/>
+          <w:noProof/>
           <w:spacing w:val="5"/>
           <w:kern w:val="28"/>
           <w:sz w:val="28"/>
@@ -1476,7 +1782,7 @@
                     <pic:cNvPicPr/>
                   </pic:nvPicPr>
                   <pic:blipFill>
-                    <a:blip r:embed="rId16"/>
+                    <a:blip r:embed="rId18"/>
                     <a:stretch>
                       <a:fillRect/>
                     </a:stretch>
@@ -1501,13 +1807,15 @@
           <w:rFonts w:ascii="Calibri Light" w:eastAsia="Calibri Light" w:hAnsi="Calibri Light" w:cs="Calibri Light"/>
           <w:b/>
           <w:bCs/>
-          <w:spacing w:val="5"/>
-          <w:kern w:val="28"/>
-          <w:sz w:val="28"/>
-          <w:szCs w:val="28"/>
-          <w14:ligatures w14:val="standardContextual"/>
-          <w14:cntxtAlts/>
-        </w:rPr>
+          <w:noProof/>
+          <w:spacing w:val="5"/>
+          <w:kern w:val="28"/>
+          <w:sz w:val="28"/>
+          <w:szCs w:val="28"/>
+          <w14:ligatures w14:val="standardContextual"/>
+          <w14:cntxtAlts/>
+        </w:rPr>
+        <w:lastRenderedPageBreak/>
         <w:drawing>
           <wp:inline distT="0" distB="0" distL="0" distR="0" wp14:anchorId="489C7CB8" wp14:editId="2E9AD123">
             <wp:extent cx="6151880" cy="1530350"/>
@@ -1524,7 +1832,7 @@
                     <pic:cNvPicPr/>
                   </pic:nvPicPr>
                   <pic:blipFill>
-                    <a:blip r:embed="rId17"/>
+                    <a:blip r:embed="rId19"/>
                     <a:stretch>
                       <a:fillRect/>
                     </a:stretch>
@@ -1549,6 +1857,7 @@
           <w:rFonts w:ascii="Calibri Light" w:eastAsia="Calibri Light" w:hAnsi="Calibri Light" w:cs="Calibri Light"/>
           <w:b/>
           <w:bCs/>
+          <w:noProof/>
           <w:spacing w:val="5"/>
           <w:kern w:val="28"/>
           <w:sz w:val="28"/>
@@ -1572,7 +1881,7 @@
                     <pic:cNvPicPr/>
                   </pic:nvPicPr>
                   <pic:blipFill>
-                    <a:blip r:embed="rId18"/>
+                    <a:blip r:embed="rId20"/>
                     <a:stretch>
                       <a:fillRect/>
                     </a:stretch>
@@ -1597,6 +1906,7 @@
           <w:rFonts w:ascii="Calibri Light" w:eastAsia="Calibri Light" w:hAnsi="Calibri Light" w:cs="Calibri Light"/>
           <w:b/>
           <w:bCs/>
+          <w:noProof/>
           <w:spacing w:val="5"/>
           <w:kern w:val="28"/>
           <w:sz w:val="28"/>
@@ -1620,7 +1930,7 @@
                     <pic:cNvPicPr/>
                   </pic:nvPicPr>
                   <pic:blipFill>
-                    <a:blip r:embed="rId19"/>
+                    <a:blip r:embed="rId21"/>
                     <a:stretch>
                       <a:fillRect/>
                     </a:stretch>
@@ -1645,13 +1955,15 @@
           <w:rFonts w:ascii="Calibri Light" w:eastAsia="Calibri Light" w:hAnsi="Calibri Light" w:cs="Calibri Light"/>
           <w:b/>
           <w:bCs/>
-          <w:spacing w:val="5"/>
-          <w:kern w:val="28"/>
-          <w:sz w:val="28"/>
-          <w:szCs w:val="28"/>
-          <w14:ligatures w14:val="standardContextual"/>
-          <w14:cntxtAlts/>
-        </w:rPr>
+          <w:noProof/>
+          <w:spacing w:val="5"/>
+          <w:kern w:val="28"/>
+          <w:sz w:val="28"/>
+          <w:szCs w:val="28"/>
+          <w14:ligatures w14:val="standardContextual"/>
+          <w14:cntxtAlts/>
+        </w:rPr>
+        <w:lastRenderedPageBreak/>
         <w:drawing>
           <wp:inline distT="0" distB="0" distL="0" distR="0" wp14:anchorId="48666F46" wp14:editId="6A3B618C">
             <wp:extent cx="6151880" cy="4157980"/>
@@ -1668,7 +1980,7 @@
                     <pic:cNvPicPr/>
                   </pic:nvPicPr>
                   <pic:blipFill>
-                    <a:blip r:embed="rId20"/>
+                    <a:blip r:embed="rId22"/>
                     <a:stretch>
                       <a:fillRect/>
                     </a:stretch>
@@ -1693,6 +2005,7 @@
           <w:rFonts w:ascii="Calibri Light" w:eastAsia="Calibri Light" w:hAnsi="Calibri Light" w:cs="Calibri Light"/>
           <w:b/>
           <w:bCs/>
+          <w:noProof/>
           <w:spacing w:val="5"/>
           <w:kern w:val="28"/>
           <w:sz w:val="28"/>
@@ -1716,7 +2029,7 @@
                     <pic:cNvPicPr/>
                   </pic:nvPicPr>
                   <pic:blipFill>
-                    <a:blip r:embed="rId21"/>
+                    <a:blip r:embed="rId23"/>
                     <a:stretch>
                       <a:fillRect/>
                     </a:stretch>
@@ -1741,13 +2054,15 @@
           <w:rFonts w:ascii="Calibri Light" w:eastAsia="Calibri Light" w:hAnsi="Calibri Light" w:cs="Calibri Light"/>
           <w:b/>
           <w:bCs/>
-          <w:spacing w:val="5"/>
-          <w:kern w:val="28"/>
-          <w:sz w:val="28"/>
-          <w:szCs w:val="28"/>
-          <w14:ligatures w14:val="standardContextual"/>
-          <w14:cntxtAlts/>
-        </w:rPr>
+          <w:noProof/>
+          <w:spacing w:val="5"/>
+          <w:kern w:val="28"/>
+          <w:sz w:val="28"/>
+          <w:szCs w:val="28"/>
+          <w14:ligatures w14:val="standardContextual"/>
+          <w14:cntxtAlts/>
+        </w:rPr>
+        <w:lastRenderedPageBreak/>
         <w:drawing>
           <wp:inline distT="0" distB="0" distL="0" distR="0" wp14:anchorId="7D75922A" wp14:editId="78ADE636">
             <wp:extent cx="6151880" cy="2863215"/>
@@ -1764,7 +2079,7 @@
                     <pic:cNvPicPr/>
                   </pic:nvPicPr>
                   <pic:blipFill>
-                    <a:blip r:embed="rId22"/>
+                    <a:blip r:embed="rId24"/>
                     <a:stretch>
                       <a:fillRect/>
                     </a:stretch>
@@ -1844,6 +2159,7 @@
           <w14:ligatures w14:val="standardContextual"/>
           <w14:cntxtAlts/>
         </w:rPr>
+        <w:lastRenderedPageBreak/>
         <w:t>Ejercicio 04: Conversión de longitudes agregando expresiones regulares y con botón de restaurar datos.</w:t>
       </w:r>
     </w:p>
@@ -1869,6 +2185,7 @@
           <w:rFonts w:ascii="Calibri Light" w:eastAsia="Calibri Light" w:hAnsi="Calibri Light" w:cs="Calibri Light"/>
           <w:b/>
           <w:bCs/>
+          <w:noProof/>
           <w:spacing w:val="5"/>
           <w:kern w:val="28"/>
           <w:sz w:val="28"/>
@@ -1892,7 +2209,7 @@
                     <pic:cNvPicPr/>
                   </pic:nvPicPr>
                   <pic:blipFill>
-                    <a:blip r:embed="rId23"/>
+                    <a:blip r:embed="rId25"/>
                     <a:stretch>
                       <a:fillRect/>
                     </a:stretch>
@@ -1972,6 +2289,7 @@
           <w14:ligatures w14:val="standardContextual"/>
           <w14:cntxtAlts/>
         </w:rPr>
+        <w:lastRenderedPageBreak/>
         <w:t xml:space="preserve">Enlaces para archivos: </w:t>
       </w:r>
     </w:p>
@@ -2006,12 +2324,112 @@
           <w:kern w:val="28"/>
           <w:sz w:val="28"/>
           <w:szCs w:val="28"/>
+          <w:lang w:val="es-SV"/>
+          <w14:ligatures w14:val="standardContextual"/>
+          <w14:cntxtAlts/>
+        </w:rPr>
+      </w:pPr>
+      <w:proofErr w:type="spellStart"/>
+      <w:r>
+        <w:rPr>
+          <w:rFonts w:ascii="Calibri Light" w:eastAsia="Calibri Light" w:hAnsi="Calibri Light" w:cs="Calibri Light"/>
+          <w:b/>
+          <w:bCs/>
+          <w:spacing w:val="5"/>
+          <w:kern w:val="28"/>
+          <w:sz w:val="28"/>
+          <w:szCs w:val="28"/>
+          <w:lang w:val="es-SV"/>
+          <w14:ligatures w14:val="standardContextual"/>
+          <w14:cntxtAlts/>
+        </w:rPr>
+        <w:t>Github</w:t>
+      </w:r>
+      <w:proofErr w:type="spellEnd"/>
+      <w:r>
+        <w:rPr>
+          <w:rFonts w:ascii="Calibri Light" w:eastAsia="Calibri Light" w:hAnsi="Calibri Light" w:cs="Calibri Light"/>
+          <w:b/>
+          <w:bCs/>
+          <w:spacing w:val="5"/>
+          <w:kern w:val="28"/>
+          <w:sz w:val="28"/>
+          <w:szCs w:val="28"/>
+          <w:lang w:val="es-SV"/>
+          <w14:ligatures w14:val="standardContextual"/>
+          <w14:cntxtAlts/>
+        </w:rPr>
+        <w:t xml:space="preserve">: </w:t>
+      </w:r>
+      <w:hyperlink r:id="rId26" w:history="1">
+        <w:r>
+          <w:rPr>
+            <w:rStyle w:val="Hipervnculo"/>
+            <w:rFonts w:ascii="Calibri Light" w:eastAsia="Calibri Light" w:hAnsi="Calibri Light" w:cs="Calibri Light"/>
+            <w:b/>
+            <w:bCs/>
+            <w:spacing w:val="5"/>
+            <w:kern w:val="28"/>
+            <w:sz w:val="28"/>
+            <w:szCs w:val="28"/>
+            <w:lang w:val="es-SV"/>
+            <w14:ligatures w14:val="standardContextual"/>
+            <w14:cntxtAlts/>
+          </w:rPr>
+          <w:t>https://github.com/</w:t>
+        </w:r>
+        <w:r>
+          <w:rPr>
+            <w:rStyle w:val="Hipervnculo"/>
+            <w:rFonts w:ascii="Calibri Light" w:eastAsia="Calibri Light" w:hAnsi="Calibri Light" w:cs="Calibri Light"/>
+            <w:b/>
+            <w:bCs/>
+            <w:spacing w:val="5"/>
+            <w:kern w:val="28"/>
+            <w:sz w:val="28"/>
+            <w:szCs w:val="28"/>
+            <w:lang w:val="es-SV"/>
+            <w14:ligatures w14:val="standardContextual"/>
+            <w14:cntxtAlts/>
+          </w:rPr>
+          <w:t>B</w:t>
+        </w:r>
+        <w:r>
+          <w:rPr>
+            <w:rStyle w:val="Hipervnculo"/>
+            <w:rFonts w:ascii="Calibri Light" w:eastAsia="Calibri Light" w:hAnsi="Calibri Light" w:cs="Calibri Light"/>
+            <w:b/>
+            <w:bCs/>
+            <w:spacing w:val="5"/>
+            <w:kern w:val="28"/>
+            <w:sz w:val="28"/>
+            <w:szCs w:val="28"/>
+            <w:lang w:val="es-SV"/>
+            <w14:ligatures w14:val="standardContextual"/>
+            <w14:cntxtAlts/>
+          </w:rPr>
+          <w:t>ry-07/Tarea_Aplicada02_DAW</w:t>
+        </w:r>
+      </w:hyperlink>
+    </w:p>
+    <w:p>
+      <w:pPr>
+        <w:tabs>
+          <w:tab w:val="left" w:pos="745"/>
+        </w:tabs>
+        <w:rPr>
+          <w:rFonts w:ascii="Calibri Light" w:eastAsia="Calibri Light" w:hAnsi="Calibri Light" w:cs="Calibri Light"/>
+          <w:b/>
+          <w:bCs/>
+          <w:spacing w:val="5"/>
+          <w:kern w:val="28"/>
+          <w:sz w:val="28"/>
+          <w:szCs w:val="28"/>
           <w:lang w:val="en-US"/>
           <w14:ligatures w14:val="standardContextual"/>
           <w14:cntxtAlts/>
         </w:rPr>
       </w:pPr>
-      <w:proofErr w:type="spellStart"/>
       <w:r>
         <w:rPr>
           <w:rFonts w:ascii="Calibri Light" w:eastAsia="Calibri Light" w:hAnsi="Calibri Light" w:cs="Calibri Light"/>
@@ -2025,25 +2443,9 @@
           <w14:ligatures w14:val="standardContextual"/>
           <w14:cntxtAlts/>
         </w:rPr>
-        <w:t>Github</w:t>
-      </w:r>
-      <w:proofErr w:type="spellEnd"/>
-      <w:r>
-        <w:rPr>
-          <w:rFonts w:ascii="Calibri Light" w:eastAsia="Calibri Light" w:hAnsi="Calibri Light" w:cs="Calibri Light"/>
-          <w:b/>
-          <w:bCs/>
-          <w:spacing w:val="5"/>
-          <w:kern w:val="28"/>
-          <w:sz w:val="28"/>
-          <w:szCs w:val="28"/>
-          <w:lang w:val="en-US"/>
-          <w14:ligatures w14:val="standardContextual"/>
-          <w14:cntxtAlts/>
-        </w:rPr>
-        <w:t xml:space="preserve">: </w:t>
-      </w:r>
-      <w:hyperlink r:id="rId24" w:history="1">
+        <w:t xml:space="preserve">Drive: </w:t>
+      </w:r>
+      <w:hyperlink r:id="rId27" w:history="1">
         <w:r>
           <w:rPr>
             <w:rStyle w:val="Hipervnculo"/>
@@ -2058,59 +2460,7 @@
             <w14:ligatures w14:val="standardContextual"/>
             <w14:cntxtAlts/>
           </w:rPr>
-          <w:t>https://github.com/Bry-07/Tarea_Aplicada02_DAW</w:t>
-        </w:r>
-      </w:hyperlink>
-    </w:p>
-    <w:p>
-      <w:pPr>
-        <w:tabs>
-          <w:tab w:val="left" w:pos="745"/>
-        </w:tabs>
-        <w:rPr>
-          <w:rFonts w:ascii="Calibri Light" w:eastAsia="Calibri Light" w:hAnsi="Calibri Light" w:cs="Calibri Light"/>
-          <w:b/>
-          <w:bCs/>
-          <w:spacing w:val="5"/>
-          <w:kern w:val="28"/>
-          <w:sz w:val="28"/>
-          <w:szCs w:val="28"/>
-          <w:lang w:val="en-US"/>
-          <w14:ligatures w14:val="standardContextual"/>
-          <w14:cntxtAlts/>
-        </w:rPr>
-      </w:pPr>
-      <w:r>
-        <w:rPr>
-          <w:rFonts w:ascii="Calibri Light" w:eastAsia="Calibri Light" w:hAnsi="Calibri Light" w:cs="Calibri Light"/>
-          <w:b/>
-          <w:bCs/>
-          <w:spacing w:val="5"/>
-          <w:kern w:val="28"/>
-          <w:sz w:val="28"/>
-          <w:szCs w:val="28"/>
-          <w:lang w:val="en-US"/>
-          <w14:ligatures w14:val="standardContextual"/>
-          <w14:cntxtAlts/>
-        </w:rPr>
-        <w:t xml:space="preserve">Drive: </w:t>
-      </w:r>
-      <w:hyperlink r:id="rId25" w:history="1">
-        <w:r>
-          <w:rPr>
-            <w:rStyle w:val="Hipervnculo"/>
-            <w:rFonts w:ascii="Calibri Light" w:eastAsia="Calibri Light" w:hAnsi="Calibri Light" w:cs="Calibri Light"/>
-            <w:b/>
-            <w:bCs/>
-            <w:spacing w:val="5"/>
-            <w:kern w:val="28"/>
-            <w:sz w:val="28"/>
-            <w:szCs w:val="28"/>
-            <w:lang w:val="en-US"/>
-            <w14:ligatures w14:val="standardContextual"/>
-            <w14:cntxtAlts/>
-          </w:rPr>
-          <w:t>https://drive.</w:t>
+          <w:t>https://drive.google.com/drive/folders/1wdIAWp7eBsJvaZrc2rUMZKZ-0M9i5ox2?us</w:t>
         </w:r>
         <w:r>
           <w:rPr>
@@ -2126,7 +2476,7 @@
             <w14:ligatures w14:val="standardContextual"/>
             <w14:cntxtAlts/>
           </w:rPr>
-          <w:t>g</w:t>
+          <w:t>p</w:t>
         </w:r>
         <w:r>
           <w:rPr>
@@ -2142,7 +2492,7 @@
             <w14:ligatures w14:val="standardContextual"/>
             <w14:cntxtAlts/>
           </w:rPr>
-          <w:t>oogle.com/drive/folders/1wdIAWp7eBsJvaZrc2rUMZKZ-0M9i5ox2?usp=sharing</w:t>
+          <w:t>=sharing</w:t>
         </w:r>
       </w:hyperlink>
     </w:p>
@@ -3150,6 +3500,27 @@
       <w:color w:val="000000" w:themeColor="text1"/>
     </w:rPr>
   </w:style>
+  <w:style w:type="paragraph" w:styleId="Ttulo1">
+    <w:name w:val="heading 1"/>
+    <w:basedOn w:val="Normal"/>
+    <w:next w:val="Normal"/>
+    <w:link w:val="Ttulo1Car"/>
+    <w:uiPriority w:val="9"/>
+    <w:qFormat/>
+    <w:rsid w:val="009D2EFA"/>
+    <w:pPr>
+      <w:keepNext/>
+      <w:keepLines/>
+      <w:spacing w:before="240"/>
+      <w:outlineLvl w:val="0"/>
+    </w:pPr>
+    <w:rPr>
+      <w:rFonts w:asciiTheme="majorHAnsi" w:eastAsiaTheme="majorEastAsia" w:hAnsiTheme="majorHAnsi" w:cstheme="majorBidi"/>
+      <w:color w:val="365F91" w:themeColor="accent1" w:themeShade="BF"/>
+      <w:sz w:val="32"/>
+      <w:szCs w:val="32"/>
+    </w:rPr>
+  </w:style>
   <w:style w:type="paragraph" w:styleId="Ttulo2">
     <w:name w:val="heading 2"/>
     <w:basedOn w:val="Normal"/>
@@ -3434,6 +3805,19 @@
       <w:u w:val="single"/>
     </w:rPr>
   </w:style>
+  <w:style w:type="character" w:customStyle="1" w:styleId="Ttulo1Car">
+    <w:name w:val="Título 1 Car"/>
+    <w:basedOn w:val="Fuentedeprrafopredeter"/>
+    <w:link w:val="Ttulo1"/>
+    <w:uiPriority w:val="9"/>
+    <w:rsid w:val="009D2EFA"/>
+    <w:rPr>
+      <w:rFonts w:asciiTheme="majorHAnsi" w:eastAsiaTheme="majorEastAsia" w:hAnsiTheme="majorHAnsi" w:cstheme="majorBidi"/>
+      <w:color w:val="365F91" w:themeColor="accent1" w:themeShade="BF"/>
+      <w:sz w:val="32"/>
+      <w:szCs w:val="32"/>
+    </w:rPr>
+  </w:style>
 </w:styles>
 </file>
 
@@ -3619,8 +4003,11 @@
     <w:rsid w:val="00354EDB"/>
     <w:rsid w:val="006171E9"/>
     <w:rsid w:val="00705EE7"/>
+    <w:rsid w:val="007A25AD"/>
     <w:rsid w:val="00806F5B"/>
     <w:rsid w:val="00900F8F"/>
+    <w:rsid w:val="009E3962"/>
+    <w:rsid w:val="00BB756F"/>
     <w:rsid w:val="00BC3949"/>
     <w:rsid w:val="00DD26A5"/>
     <w:rsid w:val="00DF7989"/>
@@ -4062,30 +4449,6 @@
     <w:semiHidden/>
     <w:unhideWhenUsed/>
   </w:style>
-  <w:style w:type="paragraph" w:customStyle="1" w:styleId="AE720410D44342FCA194A216BFF5EC9C">
-    <w:name w:val="AE720410D44342FCA194A216BFF5EC9C"/>
-    <w:rsid w:val="006171E9"/>
-    <w:pPr>
-      <w:spacing w:after="160" w:line="259" w:lineRule="auto"/>
-    </w:pPr>
-    <w:rPr>
-      <w:sz w:val="22"/>
-      <w:szCs w:val="22"/>
-      <w:lang w:val="es-419" w:eastAsia="es-419"/>
-    </w:rPr>
-  </w:style>
-  <w:style w:type="paragraph" w:customStyle="1" w:styleId="7B83D71142BF47CBBF85856F6DFDD7D7">
-    <w:name w:val="7B83D71142BF47CBBF85856F6DFDD7D7"/>
-    <w:rsid w:val="006171E9"/>
-    <w:pPr>
-      <w:spacing w:after="160" w:line="259" w:lineRule="auto"/>
-    </w:pPr>
-    <w:rPr>
-      <w:sz w:val="22"/>
-      <w:szCs w:val="22"/>
-      <w:lang w:val="es-419" w:eastAsia="es-419"/>
-    </w:rPr>
-  </w:style>
   <w:style w:type="paragraph" w:customStyle="1" w:styleId="1521EA318FD64007BA2F6976DE675058">
     <w:name w:val="1521EA318FD64007BA2F6976DE675058"/>
     <w:rsid w:val="0024710F"/>
